--- a/Playtest/MechArena_PlaytestReport.docx
+++ b/Playtest/MechArena_PlaytestReport.docx
@@ -300,7 +300,7 @@
           <w:sz w:val="19"/>
           <w:szCs w:val="19"/>
         </w:rPr>
-        <w:t xml:space="preserve">Frequency: Medium · Severity: High · Discovered by: dev testing + 3 testers</w:t>
+        <w:t xml:space="preserve">Frequency: Medium · Severity: High · Discovered by: dev testing + 2 testers</w:t>
       </w:r>
     </w:p>
     <w:p>
@@ -323,7 +323,7 @@
         <w:t xml:space="preserve">Status after session: </w:t>
       </w:r>
       <w:r>
-        <w:t xml:space="preserve">Confirmed — the most-mentioned issue in the free text (three of ten testers). Raised to High severity; top priority for the next build.</w:t>
+        <w:t xml:space="preserve">Confirmed — written up by two of ten testers, one of whom called it the single thing they would change, and the camera column holds the survey’s only 2. Raised to High severity; top priority for the next build.</w:t>
       </w:r>
     </w:p>
     <w:p>
@@ -1898,7 +1898,7 @@
         <w:spacing w:after="120" w:line="276"/>
       </w:pPr>
       <w:r>
-        <w:t xml:space="preserve">The game reads as intended: an EXVS-style arena fighter. The core loop — boost management, melee strings, knockdown pressure — held up for all ten testers, and mechanic adoption was strong: every tester used the charge shot and the shield, seventy percent used the parry punish, and even the advanced rainbow step reached forty percent. The tutorial did its job (3.8 mean preparedness with no score below 3), controls scored 3.8, and difficulty landed almost perfectly centred — a 3.0 mean with eight of ten answering “just right” — across a skill range from action-game novices to EXVS veterans. Both veteran testers scored the game highest overall, which suggests the underlying EXVS mechanics are the right skeleton.</w:t>
+        <w:t xml:space="preserve">The game reads as intended: an EXVS-style arena fighter. The core loop — boost management, melee strings, knockdown pressure — held up for all ten testers, and mechanic adoption was strong: every tester used the charge shot and the shield, seventy percent used the parry punish, and even the advanced rainbow step reached forty percent. The tutorial did its job (3.8 mean preparedness with no score below 3), controls scored 3.8, and difficulty landed almost perfectly centred — a 3.0 mean with eight of ten answering “just right” — across a skill range from action-game novices to EXVS veterans. The two EXVS-veteran testers split in a telling way: one was the most positive tester in the sample (5s on controls, combat and camera), the other the most critical on execution details — the design reads as right, the reliability still has to be earned.</w:t>
       </w:r>
     </w:p>
     <w:p>
